--- a/交付成果/第4轮朗读优化版/朗读优化8周版/读书会02_慈心禅修习_8周资料包（朗读优化版）/Word版/第4周_第四步-突破怨敌的障碍_学员版.docx
+++ b/交付成果/第4轮朗读优化版/朗读优化8周版/读书会02_慈心禅修习_8周资料包（朗读优化版）/Word版/第4周_第四步-突破怨敌的障碍_学员版.docx
@@ -4,28 +4,47 @@
   <w:body>
     <w:p>
       <w:pPr>
-        <w:spacing w:before="160" w:after="80"/>
+        <w:jc w:val="right"/>
       </w:pPr>
       <w:r>
         <w:rPr>
-          <w:rFonts w:ascii="Microsoft YaHei" w:hAnsi="Microsoft YaHei" w:eastAsia="Microsoft YaHei"/>
-          <w:b/>
-          <w:color w:val="1E5631"/>
-          <w:sz w:val="34"/>
+          <w:color w:val="888888"/>
+          <w:sz w:val="16"/>
         </w:rPr>
-        <w:t>第4周：第四步——突破怨敌的障碍（学员版）</w:t>
+        <w:t>📅 最近更新：2026-09-22 17:16　|　学员版（第三版修订）</w:t>
       </w:r>
     </w:p>
     <w:p>
       <w:pPr>
-        <w:spacing w:before="160" w:after="80"/>
+        <w:jc w:val="right"/>
       </w:pPr>
       <w:r>
         <w:rPr>
-          <w:rFonts w:ascii="Microsoft YaHei" w:hAnsi="Microsoft YaHei" w:eastAsia="Microsoft YaHei"/>
+          <w:color w:val="888888"/>
+          <w:sz w:val="16"/>
+        </w:rPr>
+        <w:t>📅 最近更新：2026-09-09 19:00　|　v2.0 第二轮审核修订：周标题对齐确定稿、144处临时链接改为media_id出处标注、引用核查、查重边界、格式统一</w:t>
+      </w:r>
+    </w:p>
+    <w:p>
+      <w:pPr>
+        <w:jc w:val="center"/>
+      </w:pPr>
+      <w:r>
+        <w:rPr>
           <w:b/>
-          <w:color w:val="1E5631"/>
-          <w:sz w:val="28"/>
+          <w:color w:val="1E4620"/>
+          <w:sz w:val="36"/>
+        </w:rPr>
+        <w:t>第4周：第四步——突破怨敌的障碍</w:t>
+      </w:r>
+    </w:p>
+    <w:p>
+      <w:r>
+        <w:rPr>
+          <w:b/>
+          <w:color w:val="1E4620"/>
+          <w:sz w:val="26"/>
         </w:rPr>
         <w:t>📋 本周信息卡</w:t>
       </w:r>
@@ -34,7 +53,6 @@
       <w:tblPr>
         <w:tblStyle w:val="TableGrid"/>
         <w:tblW w:type="auto" w:w="0"/>
-        <w:jc w:val="center"/>
         <w:tblLook w:firstColumn="1" w:firstRow="1" w:lastColumn="0" w:lastRow="0" w:noHBand="0" w:noVBand="1" w:val="04A0"/>
       </w:tblPr>
       <w:tblGrid>
@@ -45,17 +63,20 @@
         <w:tc>
           <w:tcPr>
             <w:tcW w:type="dxa" w:w="4819"/>
-            <w:shd w:val="clear" w:color="auto" w:fill="1E5631"/>
+            <w:shd w:val="clear" w:fill="1E4620"/>
           </w:tcPr>
           <w:p>
-            <w:pPr>
-              <w:spacing w:after="20"/>
-            </w:pPr>
             <w:r>
               <w:rPr>
-                <w:b/>
                 <w:color w:val="FFFFFF"/>
-                <w:sz w:val="19"/>
+                <w:sz w:val="18"/>
+              </w:rPr>
+            </w:r>
+            <w:r>
+              <w:rPr>
+                <w:b w:val="0"/>
+                <w:color w:val="FFFFFF"/>
+                <w:sz w:val="18"/>
               </w:rPr>
               <w:t>项目</w:t>
             </w:r>
@@ -64,17 +85,20 @@
         <w:tc>
           <w:tcPr>
             <w:tcW w:type="dxa" w:w="4819"/>
-            <w:shd w:val="clear" w:color="auto" w:fill="1E5631"/>
+            <w:shd w:val="clear" w:fill="1E4620"/>
           </w:tcPr>
           <w:p>
-            <w:pPr>
-              <w:spacing w:after="20"/>
-            </w:pPr>
             <w:r>
               <w:rPr>
-                <w:b/>
                 <w:color w:val="FFFFFF"/>
-                <w:sz w:val="19"/>
+                <w:sz w:val="18"/>
+              </w:rPr>
+            </w:r>
+            <w:r>
+              <w:rPr>
+                <w:b w:val="0"/>
+                <w:color w:val="FFFFFF"/>
+                <w:sz w:val="18"/>
               </w:rPr>
               <w:t>内容</w:t>
             </w:r>
@@ -87,12 +111,15 @@
             <w:tcW w:type="dxa" w:w="4819"/>
           </w:tcPr>
           <w:p>
-            <w:pPr>
-              <w:spacing w:after="20"/>
-            </w:pPr>
             <w:r>
               <w:rPr>
-                <w:sz w:val="19"/>
+                <w:sz w:val="18"/>
+              </w:rPr>
+            </w:r>
+            <w:r>
+              <w:rPr>
+                <w:b w:val="0"/>
+                <w:sz w:val="18"/>
               </w:rPr>
               <w:t>时长</w:t>
             </w:r>
@@ -103,12 +130,15 @@
             <w:tcW w:type="dxa" w:w="4819"/>
           </w:tcPr>
           <w:p>
-            <w:pPr>
-              <w:spacing w:after="20"/>
-            </w:pPr>
             <w:r>
               <w:rPr>
-                <w:sz w:val="19"/>
+                <w:sz w:val="18"/>
+              </w:rPr>
+            </w:r>
+            <w:r>
+              <w:rPr>
+                <w:b w:val="0"/>
+                <w:sz w:val="18"/>
               </w:rPr>
               <w:t>120分钟</w:t>
             </w:r>
@@ -119,15 +149,18 @@
         <w:tc>
           <w:tcPr>
             <w:tcW w:type="dxa" w:w="4819"/>
-            <w:shd w:val="clear" w:color="auto" w:fill="F2F2F2"/>
+            <w:shd w:val="clear" w:fill="F2F5FA"/>
           </w:tcPr>
           <w:p>
-            <w:pPr>
-              <w:spacing w:after="20"/>
-            </w:pPr>
             <w:r>
               <w:rPr>
-                <w:sz w:val="19"/>
+                <w:sz w:val="18"/>
+              </w:rPr>
+            </w:r>
+            <w:r>
+              <w:rPr>
+                <w:b w:val="0"/>
+                <w:sz w:val="18"/>
               </w:rPr>
               <w:t>核心问题</w:t>
             </w:r>
@@ -136,15 +169,18 @@
         <w:tc>
           <w:tcPr>
             <w:tcW w:type="dxa" w:w="4819"/>
-            <w:shd w:val="clear" w:color="auto" w:fill="F2F2F2"/>
+            <w:shd w:val="clear" w:fill="F2F5FA"/>
           </w:tcPr>
           <w:p>
-            <w:pPr>
-              <w:spacing w:after="20"/>
-            </w:pPr>
             <w:r>
               <w:rPr>
-                <w:sz w:val="19"/>
+                <w:sz w:val="18"/>
+              </w:rPr>
+            </w:r>
+            <w:r>
+              <w:rPr>
+                <w:b w:val="0"/>
+                <w:sz w:val="18"/>
               </w:rPr>
               <w:t>为什么必须对讨厌的人修慈心？嗔恚是怎么生起的？如何对治？</w:t>
             </w:r>
@@ -157,12 +193,15 @@
             <w:tcW w:type="dxa" w:w="4819"/>
           </w:tcPr>
           <w:p>
-            <w:pPr>
-              <w:spacing w:after="20"/>
-            </w:pPr>
             <w:r>
               <w:rPr>
-                <w:sz w:val="19"/>
+                <w:sz w:val="18"/>
+              </w:rPr>
+            </w:r>
+            <w:r>
+              <w:rPr>
+                <w:b w:val="0"/>
+                <w:sz w:val="18"/>
               </w:rPr>
               <w:t>共读原文</w:t>
             </w:r>
@@ -173,12 +212,15 @@
             <w:tcW w:type="dxa" w:w="4819"/>
           </w:tcPr>
           <w:p>
-            <w:pPr>
-              <w:spacing w:after="20"/>
-            </w:pPr>
             <w:r>
               <w:rPr>
-                <w:sz w:val="19"/>
+                <w:sz w:val="18"/>
+              </w:rPr>
+            </w:r>
+            <w:r>
+              <w:rPr>
+                <w:b w:val="0"/>
+                <w:sz w:val="18"/>
               </w:rPr>
               <w:t>① 第188讲·五盖(二)（PDF课件：嗔恚的成因与对治）② 第189讲·五盖(三)（PDF课件：灭除嗔恚六法）</w:t>
             </w:r>
@@ -189,15 +231,18 @@
         <w:tc>
           <w:tcPr>
             <w:tcW w:type="dxa" w:w="4819"/>
-            <w:shd w:val="clear" w:color="auto" w:fill="F2F2F2"/>
+            <w:shd w:val="clear" w:fill="F2F5FA"/>
           </w:tcPr>
           <w:p>
-            <w:pPr>
-              <w:spacing w:after="20"/>
-            </w:pPr>
             <w:r>
               <w:rPr>
-                <w:sz w:val="19"/>
+                <w:sz w:val="18"/>
+              </w:rPr>
+            </w:r>
+            <w:r>
+              <w:rPr>
+                <w:b w:val="0"/>
+                <w:sz w:val="18"/>
               </w:rPr>
               <w:t>本周练习</w:t>
             </w:r>
@@ -206,15 +251,18 @@
         <w:tc>
           <w:tcPr>
             <w:tcW w:type="dxa" w:w="4819"/>
-            <w:shd w:val="clear" w:color="auto" w:fill="F2F2F2"/>
+            <w:shd w:val="clear" w:fill="F2F5FA"/>
           </w:tcPr>
           <w:p>
-            <w:pPr>
-              <w:spacing w:after="20"/>
-            </w:pPr>
             <w:r>
               <w:rPr>
-                <w:sz w:val="19"/>
+                <w:sz w:val="18"/>
+              </w:rPr>
+            </w:r>
+            <w:r>
+              <w:rPr>
+                <w:b w:val="0"/>
+                <w:sz w:val="18"/>
               </w:rPr>
               <w:t>尝试对一位"不太喜欢的人"散播慈爱；做不到就修悲心</w:t>
             </w:r>
@@ -223,15 +271,11 @@
       </w:tr>
     </w:tbl>
     <w:p>
-      <w:pPr>
-        <w:spacing w:before="160" w:after="80"/>
-      </w:pPr>
       <w:r>
         <w:rPr>
-          <w:rFonts w:ascii="Microsoft YaHei" w:hAnsi="Microsoft YaHei" w:eastAsia="Microsoft YaHei"/>
           <w:b/>
-          <w:color w:val="1E5631"/>
-          <w:sz w:val="28"/>
+          <w:color w:val="1E4620"/>
+          <w:sz w:val="26"/>
         </w:rPr>
         <w:t>🧘 静心开场（10 min）</w:t>
       </w:r>
@@ -240,183 +284,179 @@
       <w:r>
         <w:rPr>
           <w:b/>
-          <w:sz w:val="21"/>
         </w:rPr>
         <w:t>请跟随引导静心</w:t>
       </w:r>
       <w:r>
         <w:rPr>
-          <w:sz w:val="21"/>
+          <w:b w:val="0"/>
         </w:rPr>
         <w:t>：</w:t>
       </w:r>
     </w:p>
     <w:p>
       <w:pPr>
-        <w:spacing w:before="40" w:after="80"/>
-        <w:ind w:left="283"/>
-        <w:shd w:val="clear" w:color="auto" w:fill="EDF6EF"/>
+        <w:ind w:left="170"/>
         <w:pBdr>
-          <w:left w:val="single" w:sz="20" w:space="6" w:color="1E5631"/>
+          <w:left w:val="single" w:sz="18" w:space="4" w:color="1E4620"/>
         </w:pBdr>
+        <w:shd w:val="clear" w:fill="F2F5FA"/>
       </w:pPr>
       <w:r>
         <w:rPr>
-          <w:sz w:val="20"/>
+          <w:b w:val="0"/>
         </w:rPr>
-        <w:t>先静坐一分钟。（停顿） 今天的话题可能有些沉重。我们每个人心里，可能都有一个或几个"过不去的人"——也许是伤害过你的人，也许是让你一直不舒服的人。今天，我们不要求自己马上原谅谁，只是先读一读佛陀怎么说，听一听古源尊者怎么说。心可以慢慢打开，不着急。</w:t>
+        <w:t>先静坐一分钟。（停顿）</w:t>
       </w:r>
     </w:p>
     <w:p>
       <w:pPr>
-        <w:spacing w:before="40" w:after="80"/>
-        <w:ind w:left="283"/>
-        <w:shd w:val="clear" w:color="auto" w:fill="EDF6EF"/>
+        <w:ind w:left="170"/>
         <w:pBdr>
-          <w:left w:val="single" w:sz="20" w:space="6" w:color="1E5631"/>
+          <w:left w:val="single" w:sz="18" w:space="4" w:color="1E4620"/>
         </w:pBdr>
+        <w:shd w:val="clear" w:fill="F2F5FA"/>
       </w:pPr>
       <w:r>
         <w:rPr>
-          <w:sz w:val="20"/>
+          <w:b w:val="0"/>
+        </w:rPr>
+        <w:t>今天的话题可能有些沉重。我们每个人心里，可能都有一个或几个"过不去的人"——也许是伤害过你的人，也许是让你一直不舒服的人。今天，我们不要求自己马上原谅谁，只是先读一读佛陀怎么说，听一听古源尊者怎么说。心可以慢慢打开，不着急。</w:t>
+      </w:r>
+    </w:p>
+    <w:p>
+      <w:pPr>
+        <w:ind w:left="170"/>
+        <w:pBdr>
+          <w:left w:val="single" w:sz="18" w:space="4" w:color="1E4620"/>
+        </w:pBdr>
+        <w:shd w:val="clear" w:fill="F2F5FA"/>
+      </w:pPr>
+      <w:r>
+        <w:rPr>
+          <w:b w:val="0"/>
         </w:rPr>
         <w:t xml:space="preserve">💬 </w:t>
       </w:r>
       <w:r>
         <w:rPr>
           <w:b/>
-          <w:sz w:val="20"/>
         </w:rPr>
         <w:t>破冰｜3–5分钟</w:t>
       </w:r>
       <w:r>
         <w:rPr>
-          <w:sz w:val="20"/>
+          <w:b w:val="0"/>
         </w:rPr>
         <w:t>：这周，有没有一个人让你心里「过不去」？（不用说名字，说一个词就行）</w:t>
       </w:r>
     </w:p>
     <w:p>
       <w:pPr>
-        <w:spacing w:before="40" w:after="80"/>
-        <w:ind w:left="283"/>
-        <w:shd w:val="clear" w:color="auto" w:fill="EDF6EF"/>
+        <w:ind w:left="170"/>
         <w:pBdr>
-          <w:left w:val="single" w:sz="20" w:space="6" w:color="1E5631"/>
+          <w:left w:val="single" w:sz="18" w:space="4" w:color="1E4620"/>
         </w:pBdr>
+        <w:shd w:val="clear" w:fill="F2F5FA"/>
       </w:pPr>
       <w:r>
         <w:rPr>
-          <w:sz w:val="20"/>
+          <w:b w:val="0"/>
         </w:rPr>
         <w:t xml:space="preserve">🛡️ </w:t>
       </w:r>
       <w:r>
         <w:rPr>
           <w:b/>
-          <w:sz w:val="20"/>
         </w:rPr>
         <w:t>心理安全三约定</w:t>
       </w:r>
       <w:r>
         <w:rPr>
-          <w:sz w:val="20"/>
+          <w:b w:val="0"/>
         </w:rPr>
         <w:t xml:space="preserve">（每次开场在心里过一遍）：① </w:t>
       </w:r>
       <w:r>
         <w:rPr>
           <w:b/>
-          <w:sz w:val="20"/>
         </w:rPr>
         <w:t>保密</w:t>
       </w:r>
       <w:r>
         <w:rPr>
-          <w:sz w:val="20"/>
+          <w:b w:val="0"/>
         </w:rPr>
         <w:t xml:space="preserve">——这里说的话不出这间屋子；② </w:t>
       </w:r>
       <w:r>
         <w:rPr>
           <w:b/>
-          <w:sz w:val="20"/>
         </w:rPr>
         <w:t>不评判</w:t>
       </w:r>
       <w:r>
         <w:rPr>
-          <w:sz w:val="20"/>
+          <w:b w:val="0"/>
         </w:rPr>
         <w:t xml:space="preserve">——不评价任何人的分享，也不急着评价自己；③ </w:t>
       </w:r>
       <w:r>
         <w:rPr>
           <w:b/>
-          <w:sz w:val="20"/>
         </w:rPr>
         <w:t>可随时暂停</w:t>
       </w:r>
       <w:r>
         <w:rPr>
-          <w:sz w:val="20"/>
+          <w:b w:val="0"/>
         </w:rPr>
         <w:t>——任何时候觉得不舒服，都可以停下来休息、喝水或离开，不需要解释。</w:t>
       </w:r>
     </w:p>
     <w:p>
-      <w:pPr>
-        <w:spacing w:before="160" w:after="80"/>
-      </w:pPr>
       <w:r>
         <w:rPr>
-          <w:rFonts w:ascii="Microsoft YaHei" w:hAnsi="Microsoft YaHei" w:eastAsia="Microsoft YaHei"/>
           <w:b/>
-          <w:color w:val="1E5631"/>
-          <w:sz w:val="28"/>
+          <w:color w:val="1E4620"/>
+          <w:sz w:val="26"/>
         </w:rPr>
         <w:t>📖 共读原文（25 min）</w:t>
       </w:r>
     </w:p>
     <w:p>
       <w:pPr>
-        <w:spacing w:before="40" w:after="80"/>
-        <w:ind w:left="283"/>
-        <w:shd w:val="clear" w:color="auto" w:fill="EDF6EF"/>
+        <w:ind w:left="170"/>
         <w:pBdr>
-          <w:left w:val="single" w:sz="20" w:space="6" w:color="1E5631"/>
+          <w:left w:val="single" w:sz="18" w:space="4" w:color="1E4620"/>
         </w:pBdr>
+        <w:shd w:val="clear" w:fill="F2F5FA"/>
       </w:pPr>
       <w:r>
         <w:rPr>
-          <w:sz w:val="20"/>
+          <w:b w:val="0"/>
         </w:rPr>
         <w:t xml:space="preserve">🎤 </w:t>
       </w:r>
       <w:r>
         <w:rPr>
           <w:b/>
-          <w:sz w:val="20"/>
         </w:rPr>
         <w:t>本周朗读段</w:t>
       </w:r>
       <w:r>
         <w:rPr>
-          <w:sz w:val="20"/>
+          <w:b w:val="0"/>
         </w:rPr>
         <w:t>（★核心段落｜约 2073 字｜中等稍慢约 12 分钟；本讲共读原文正文合计约 4171 字）：先朗读全部★核心段落；◈扩展段落及补充原文作默读／选读／延伸。</w:t>
       </w:r>
     </w:p>
     <w:p>
-      <w:pPr>
-        <w:spacing w:before="120" w:after="80"/>
-      </w:pPr>
       <w:r>
         <w:rPr>
-          <w:rFonts w:ascii="Microsoft YaHei" w:hAnsi="Microsoft YaHei" w:eastAsia="Microsoft YaHei"/>
           <w:b/>
-          <w:color w:val="1E5631"/>
-          <w:sz w:val="25"/>
+          <w:color w:val="1E4620"/>
+          <w:sz w:val="23"/>
         </w:rPr>
         <w:t>原文材料①：瞋恚盖的观照、成因与过患</w:t>
       </w:r>
@@ -425,7 +465,6 @@
       <w:r>
         <w:rPr>
           <w:b/>
-          <w:sz w:val="21"/>
         </w:rPr>
         <w:t>一、瞋恚盖的观照和成因</w:t>
       </w:r>
@@ -434,13 +473,12 @@
       <w:r>
         <w:rPr>
           <w:b/>
-          <w:sz w:val="21"/>
         </w:rPr>
         <w:t>★核心段落</w:t>
       </w:r>
       <w:r>
         <w:rPr>
-          <w:sz w:val="21"/>
+          <w:b w:val="0"/>
         </w:rPr>
         <w:t>（必读）【本周朗读段】</w:t>
       </w:r>
@@ -449,7 +487,6 @@
       <w:r>
         <w:rPr>
           <w:b/>
-          <w:sz w:val="21"/>
         </w:rPr>
         <w:t>（一）如何观照瞋恚盖</w:t>
       </w:r>
@@ -457,7 +494,7 @@
     <w:p>
       <w:r>
         <w:rPr>
-          <w:sz w:val="21"/>
+          <w:b w:val="0"/>
         </w:rPr>
         <w:t>佛陀如此教导：『内心存在瞋恚，他了知：'我内心有瞋恚'；内心不存在瞋恚，他了知：'我内心没有瞋恚'。他了知未生起的瞋恚如何生起，了知已生起的瞋恚如何舍断，也了知已舍断的瞋恚于未来如何不再生起。』</w:t>
       </w:r>
@@ -465,7 +502,7 @@
     <w:p>
       <w:r>
         <w:rPr>
-          <w:sz w:val="21"/>
+          <w:b w:val="0"/>
         </w:rPr>
         <w:t>如何理解呢？当你心中有贪欲时，必须了知心中有贪欲；同样地，当你心中有瞋恚时，也必须了知心中有瞋恚。为什么？如果不能先观察自己内心的瞋恚，又怎能观照它乃至于捨断它呢？因此你应该了解为什么自己心中会生起瞋恚。当有瞋恚时，首先懂得停下来，而不是跟着瞋恚心继续造作瞋的不善业。停下来以后，要了知，为什么自己心中会有瞋恚。</w:t>
       </w:r>
@@ -474,13 +511,12 @@
       <w:r>
         <w:rPr>
           <w:b/>
-          <w:sz w:val="21"/>
         </w:rPr>
         <w:t>◈扩展段落</w:t>
       </w:r>
       <w:r>
         <w:rPr>
-          <w:sz w:val="21"/>
+          <w:b w:val="0"/>
         </w:rPr>
         <w:t>（可选）【默读／选读／延伸】</w:t>
       </w:r>
@@ -489,7 +525,6 @@
       <w:r>
         <w:rPr>
           <w:b/>
-          <w:sz w:val="21"/>
         </w:rPr>
         <w:t>（二）瞋恚盖的成因</w:t>
       </w:r>
@@ -497,7 +532,7 @@
     <w:p>
       <w:r>
         <w:rPr>
-          <w:sz w:val="21"/>
+          <w:b w:val="0"/>
         </w:rPr>
         <w:t>佛陀说，对可恨相(不可喜所缘)起不如理作意会产生瞋恚。在此，瞋恚本身及造成瞋恚的目标称为可恨相。如何理解呢？气（情绪）生起时经常控制不住，有时会越想越气，所以，瞋恚本身也是可恨相。无论在何处，不如理作意都有同样的特征：视无常为常、视苦为乐、视无我为我、视不净为净。例如，女孩子看到比她漂亮的人，觉得"她很美丽"，或者男士看到比他帅的人，觉得"他很英俊"，而感到嫉妒与生气；如果觉得"她/他很令人讨厌"，也会因此而生气。当一个人对可恨相重复地不如理作意时，瞋恚就会生起。因此世尊说：『对可恨相的数数不如理作意是使未生的瞋恚生起之因，也是使已生起的瞋恚增长与增强之因。』</w:t>
       </w:r>
@@ -505,7 +540,7 @@
     <w:p>
       <w:r>
         <w:rPr>
-          <w:sz w:val="21"/>
+          <w:b w:val="0"/>
         </w:rPr>
         <w:t>对可恨相数数不如理作意，其背后必定有一个认知在支撑着，应当观察当情绪生起时，是什么样的标记使这种情绪产生。后面会讲到很多种对治法，但是如果没有认识到那个'认知'，对治也只是暂时的，因为根没有去除。</w:t>
       </w:r>
@@ -514,13 +549,12 @@
       <w:r>
         <w:rPr>
           <w:b/>
-          <w:sz w:val="21"/>
         </w:rPr>
         <w:t>◈扩展段落</w:t>
       </w:r>
       <w:r>
         <w:rPr>
-          <w:sz w:val="21"/>
+          <w:b w:val="0"/>
         </w:rPr>
         <w:t>（可选）【默读／选读／延伸】</w:t>
       </w:r>
@@ -529,7 +563,6 @@
       <w:r>
         <w:rPr>
           <w:b/>
-          <w:sz w:val="21"/>
         </w:rPr>
         <w:t>（三）易生起瞋恚盖之事</w:t>
       </w:r>
@@ -537,7 +570,7 @@
     <w:p>
       <w:r>
         <w:rPr>
-          <w:sz w:val="21"/>
+          <w:b w:val="0"/>
         </w:rPr>
         <w:t>瞋心生起的近因是（九或十种）瞋怒事（āghātavatthu），能激怒我们的瞋怒事有三种针对自己，三种针对亲人，三种针对敌人。</w:t>
       </w:r>
@@ -545,7 +578,7 @@
     <w:p>
       <w:r>
         <w:rPr>
-          <w:sz w:val="21"/>
+          <w:b w:val="0"/>
         </w:rPr>
         <w:t>当想到"过去他曾做了对我不好的事"时感到生气；当想到"现在他正在做对我不好的事"时感到生气；当想到"未来他将会对我做不好的事"时也感到生气。</w:t>
       </w:r>
@@ -553,7 +586,7 @@
     <w:p>
       <w:r>
         <w:rPr>
-          <w:sz w:val="21"/>
+          <w:b w:val="0"/>
         </w:rPr>
         <w:t>当想到"过去他曾对我亲爱的人做不利的事"时；当想到"现在他正在对我亲爱的人做不利的事"时；或者当想到"未来他将会对我亲爱的人做不利的事"时感到生气。</w:t>
       </w:r>
@@ -561,7 +594,7 @@
     <w:p>
       <w:r>
         <w:rPr>
-          <w:sz w:val="21"/>
+          <w:b w:val="0"/>
         </w:rPr>
         <w:t>当他想到"过去他曾帮助过我的敌人"时感到生气；当他想到"现在他正在利益我的敌人"时感到生气；当他想到"未来他可能会利益我的敌人"时感到生气。</w:t>
       </w:r>
@@ -569,7 +602,7 @@
     <w:p>
       <w:r>
         <w:rPr>
-          <w:sz w:val="21"/>
+          <w:b w:val="0"/>
         </w:rPr>
         <w:t>另一种是对不应生气之事感到生气，即无理之怒。对于毫无理由的生气，《殊胜义注》列出九种：比如，有人想到"怎么雨下这么多"他感到生气；"没有下雨"他感到生气；"天气太热"他感到生气；"天气不热"他也生气；"刮风了"他也生气；"没刮风"他也生气；由于不想扫地，对掉到地上的落叶感到生气；由于风太大使自己不能整齐地穿衣服感到生气；走在路上不小心踢到树桩或者踢到小石头感到生气。这类生气比较容易理解。</w:t>
       </w:r>
@@ -577,7 +610,7 @@
     <w:p>
       <w:r>
         <w:rPr>
-          <w:sz w:val="21"/>
+          <w:b w:val="0"/>
         </w:rPr>
         <w:t>但比如'起床气'，虽然没有刮风下雨，但是起床了就很生气，中医角度解释为肝气不疏，肝淤症状。瞋性行者容易有这样的习惯。这类无来由的生气，很难找到其背后的标准，就是莫名其妙。建议这些人去看病，最好看中医，基本都是肝气郁结导致。当然有人说是过去带来的，即使是过去带来的，他的身体也是这样表现，喜欢生气的人一般肝胆系统都容易有问题。</w:t>
       </w:r>
@@ -585,7 +618,7 @@
     <w:p>
       <w:r>
         <w:rPr>
-          <w:sz w:val="21"/>
+          <w:b w:val="0"/>
         </w:rPr>
         <w:t>《根本复注》中提到另外九种无理之怒：</w:t>
       </w:r>
@@ -593,7 +626,7 @@
     <w:p>
       <w:r>
         <w:rPr>
-          <w:sz w:val="21"/>
+          <w:b w:val="0"/>
         </w:rPr>
         <w:t>当想到"过去他不曾利益我"时感到生气，即没有帮助过我而生气；当想到"现在他没有帮助我、利益我"时感到生气；当想到"未来他可能不会利益我"时感到生气。</w:t>
       </w:r>
@@ -601,7 +634,7 @@
     <w:p>
       <w:r>
         <w:rPr>
-          <w:sz w:val="21"/>
+          <w:b w:val="0"/>
         </w:rPr>
         <w:t>当想到"过去他没有帮助我的亲人"时感到生气；当想到"现在他没有帮助我的亲人"时感到生气；当想到"未来他不会帮助我的亲人"时感到生气；</w:t>
       </w:r>
@@ -609,7 +642,7 @@
     <w:p>
       <w:r>
         <w:rPr>
-          <w:sz w:val="21"/>
+          <w:b w:val="0"/>
         </w:rPr>
         <w:t>当想到"过去他没有导致我的敌人遭受损失"时感到生气；当想到"现在他没有令我的敌人遭受损失"时感到生气；当想到"未来他不会令我的敌人遭受损失"时感到生气，这种生气也是没来由的生气。</w:t>
       </w:r>
@@ -618,13 +651,12 @@
       <w:r>
         <w:rPr>
           <w:b/>
-          <w:sz w:val="21"/>
         </w:rPr>
         <w:t>◈扩展段落</w:t>
       </w:r>
       <w:r>
         <w:rPr>
-          <w:sz w:val="21"/>
+          <w:b w:val="0"/>
         </w:rPr>
         <w:t>（可选）【默读／选读／延伸】</w:t>
       </w:r>
@@ -633,7 +665,6 @@
       <w:r>
         <w:rPr>
           <w:b/>
-          <w:sz w:val="21"/>
         </w:rPr>
         <w:t>（四）引发瞋心之不如理作意</w:t>
       </w:r>
@@ -641,7 +672,7 @@
     <w:p>
       <w:r>
         <w:rPr>
-          <w:sz w:val="21"/>
+          <w:b w:val="0"/>
         </w:rPr>
         <w:t>会引发瞋怒、瞋心的根本原因是不如理作意。不如理作意就是常、乐、我、净引发的三颠倒。</w:t>
       </w:r>
@@ -649,7 +680,7 @@
     <w:p>
       <w:r>
         <w:rPr>
-          <w:sz w:val="21"/>
+          <w:b w:val="0"/>
         </w:rPr>
         <w:t>比如：你回家，看到先生坐在沙发上看电视，也不先淘米、做饭，就很生气。你认为，先生回家比较早就应该去做饭，你生气是认知他应该去做饭导致。如果认为先生回来就应该看看电视，就不会生气，先生今天一天工作很辛苦，回家就先看看电视，觉得先生这种情绪得到释放很好，你就不生气了，所以还是错误的认知：认为先生就应该……这是常见；认为先生必须按我的要求，这是我见；先生如果去做饭我就快乐，这是乐见。</w:t>
       </w:r>
@@ -657,7 +688,7 @@
     <w:p>
       <w:r>
         <w:rPr>
-          <w:sz w:val="21"/>
+          <w:b w:val="0"/>
         </w:rPr>
         <w:t>我们面对所有人、事、物，不良情绪的生起都与常、乐、我、净有关。我们喜欢一样东西"这个东西我很喜欢！"认为它会一直存在才喜欢，这是常见，哪天它消失了就很生气，这是常见。认为它会一直存在，所以当它消失了就受不了，这也是常见。</w:t>
       </w:r>
@@ -665,7 +696,7 @@
     <w:p>
       <w:r>
         <w:rPr>
-          <w:sz w:val="21"/>
+          <w:b w:val="0"/>
         </w:rPr>
         <w:t>由于常、乐、我、净引发三种颠倒：想颠倒、心颠倒和见颠倒。认为'某某事情是不应该的'，不应该一般都是由常见引发，所谓不应该，就是它应该（一定）是怎样的，这是常见。</w:t>
       </w:r>
@@ -673,7 +704,7 @@
     <w:p>
       <w:r>
         <w:rPr>
-          <w:sz w:val="21"/>
+          <w:b w:val="0"/>
         </w:rPr>
         <w:t>面对人、事、物的时候觉得很难受，是乐想引发的，认为什么样的事情必须带来快乐。为什么会有难受？因为有乐想而引发；如果觉得'我受到伤害了'，就是我想，有一个'我'，才会觉得我被伤害了，这是我想引发的；如果觉得对方很可恶，这是净想引发，觉得别人一定要很好才对，这是净想引发的。</w:t>
       </w:r>
@@ -681,7 +712,7 @@
     <w:p>
       <w:r>
         <w:rPr>
-          <w:sz w:val="21"/>
+          <w:b w:val="0"/>
         </w:rPr>
         <w:t>瞋性行者容易带有前面提及的几种无理由的瞋怒（莫名其妙的瞋心），包括《殊胜义注》和《根本复注》中提及的无理之怒，其实都是瞋寻（很强的一种习惯于瞋性的寻）导致。瞋寻的背后，如佛陀所说，是数数地对可恨相不如理作意而形成的惯性。这些人梳理的时候，往往都能够在他小时候、成长的过程中找到源头，或者找到喜欢生气的依据。由于小时候一直都重复生气，影响到身心，就会肝胆不好，肝胆不好的人就更容易生气，生气之后又伤害肝胆，肝胆受伤后越容易生气，是一种负循环。</w:t>
       </w:r>
@@ -690,13 +721,12 @@
       <w:r>
         <w:rPr>
           <w:b/>
-          <w:sz w:val="21"/>
         </w:rPr>
         <w:t>★核心段落</w:t>
       </w:r>
       <w:r>
         <w:rPr>
-          <w:sz w:val="21"/>
+          <w:b w:val="0"/>
         </w:rPr>
         <w:t>（必读）【本周朗读段】</w:t>
       </w:r>
@@ -705,7 +735,6 @@
       <w:r>
         <w:rPr>
           <w:b/>
-          <w:sz w:val="21"/>
         </w:rPr>
         <w:t>（五）瞋心的表现、过患</w:t>
       </w:r>
@@ -713,7 +742,7 @@
     <w:p>
       <w:r>
         <w:rPr>
-          <w:sz w:val="21"/>
+          <w:b w:val="0"/>
         </w:rPr>
         <w:t>怎么办呢？当下要去观察，然后去转。对于瞋怒，《义注》中有个比喻：瞋怒就像混合毒药的腐尿药。腐尿药（牛尿泡橄榄果，可以治九十九种病）是佛陀时代，比库（出家人）常用的一种药，是出家人随身带的药。</w:t>
       </w:r>
@@ -721,7 +750,7 @@
     <w:p>
       <w:r>
         <w:rPr>
-          <w:sz w:val="21"/>
+          <w:b w:val="0"/>
         </w:rPr>
         <w:t>瞋怒就像随身带着被放进毒药的腐尿药，腐尿药本来是药物，但是由于掺有毒素或者不恰当的成分，使用后会受伤甚至会被毒死。同样地，当瞋心生起时，会导致自己和他人不好、不快乐的结果，应该捨掉。就像原本作为药物的"腐尿药"，由于加入毒药，就必须倒掉不能用。我们的身心本来可以用来修行，但是里面有毒素，如果不把毒素去除，修行就会困难。</w:t>
       </w:r>
@@ -729,7 +758,7 @@
     <w:p>
       <w:r>
         <w:rPr>
-          <w:sz w:val="21"/>
+          <w:b w:val="0"/>
         </w:rPr>
         <w:t>瞋恚盖的表现，在生活与禅修中很常见。在生活中的表现如上述提到的各种生气；在禅修中的表现即对禅修目标和所缘各种不满意，各种计较、批判、自我责备。有人说："我这一坐一定要坐两小时……"——听起来好像觉得这个人特别有意志力，其实很可能是瞋心——"坚决不起来！"是逼自己呀！这样很容易导致紧张和强迫。贪、瞋、痴就是不善心，不善心造不善业，不善业就一定是恶果。</w:t>
       </w:r>
@@ -737,7 +766,7 @@
     <w:p>
       <w:r>
         <w:rPr>
-          <w:sz w:val="21"/>
+          <w:b w:val="0"/>
         </w:rPr>
         <w:t>禅那是上人法，是除道心之外至上的善，一定不可能由不善法、不善心产生，绝不可能。所以，禅修时要观察，只要对禅修所缘有排斥、不满意，应立即跳出来。</w:t>
       </w:r>
@@ -745,7 +774,7 @@
     <w:p>
       <w:r>
         <w:rPr>
-          <w:sz w:val="21"/>
+          <w:b w:val="0"/>
         </w:rPr>
         <w:t>跳出来，简单而言就是接受当下的状态，'现在的呼吸是怎样就怎样，现在我的身心状态是怎么就怎样'，能专注多少就知道多少，慢慢心就会平静下来，身体就会放松，放松之后好状态自然会呈现。如果你有各种要求就有各种失望，有各种失望就有各种瞋心，都成了瞋恚盖，把进步盖住。所以，禅修首先要发现自己的五盖。平常可能没感觉，禅修时那些盖就哗啦啦地冒出来。</w:t>
       </w:r>
@@ -753,7 +782,7 @@
     <w:p>
       <w:r>
         <w:rPr>
-          <w:sz w:val="21"/>
+          <w:b w:val="0"/>
         </w:rPr>
         <w:t>瞋心有很多种相貌，比如：残忍、恐惧、绝望、抱怨、讨厌、辱骂、攻击、暴力、打斗、互相伤害、……，都是瞋心的不同面相。</w:t>
       </w:r>
@@ -761,7 +790,7 @@
     <w:p>
       <w:r>
         <w:rPr>
-          <w:sz w:val="21"/>
+          <w:b w:val="0"/>
         </w:rPr>
         <w:t>瞋包含两个层面：一个层面是强烈或残忍的。发火了，恶向胆边生，脸肿得跟猪肝色一样，这是很猛烈的瞋，乃至会做出伤害他人的事情。还有一个层面是轻微的，比如愁、悲、苦、忧、恼，它表现为淡淡的排斥，闷闷不乐。很多人在日常生活中一整天都是闷闷不乐，如果以后修观智，观察自己的心路，会发现我们一整天生起来的大部分都是瞋心，不满意。淡淡的、闷闷的不满意。无聊的状态也是瞋，很多无聊后面就是不满意。</w:t>
       </w:r>
@@ -769,7 +798,7 @@
     <w:p>
       <w:r>
         <w:rPr>
-          <w:sz w:val="21"/>
+          <w:b w:val="0"/>
         </w:rPr>
         <w:t>瞋是由自我保护（保护机制）发展出来。比如说害怕自己的身心、名利、地位受到影响，害怕民族、国家受到影响，忧国忧民也是瞋心，忧就是瞋，忧俱瞋相应。因为设定了身心、名利、地位、民族、国家，或其他各种概念如：敌人、亲人、气候、动物保护、环境保护等，设定这些概念后，内心对这些概念做很多情感建构、纠缠。</w:t>
       </w:r>
@@ -777,7 +806,7 @@
     <w:p>
       <w:r>
         <w:rPr>
-          <w:sz w:val="21"/>
+          <w:b w:val="0"/>
         </w:rPr>
         <w:t>比如觉得"环保很重要"，每天查看空气污染指数，只要有一点点超标，"空气质量这么糟糕，怎么回事呀？"心就在里面绕。</w:t>
       </w:r>
@@ -785,7 +814,7 @@
     <w:p>
       <w:r>
         <w:rPr>
-          <w:sz w:val="21"/>
+          <w:b w:val="0"/>
         </w:rPr>
         <w:t>有人收留流浪猫，看到猫流浪就很痛苦。还有人每天都放生，走进菜市场就受不了，说："我要放生，你借我点钱"（没钱了借钱放生）。当你的心缠绕在那些'你认为应该怎样'的概念上，就很容易生出很多瞋恚心。其实这些都只是你的观念、你的认知习惯。这些认知习惯都是真的吗？很难讲。很多我们认为应该恐惧或应该生气的事情，都是假设出来的。</w:t>
       </w:r>
@@ -793,7 +822,7 @@
     <w:p>
       <w:r>
         <w:rPr>
-          <w:sz w:val="21"/>
+          <w:b w:val="0"/>
         </w:rPr>
         <w:t>此外，我们总感觉瞋心重的人，乃至于很残暴的人好像很有力量。如果与他深入交流，会发现这样的人往往内心都很脆弱。内心强大不用会生气。"我不害怕任何的失去，我生什么气呢？""我不跟任何人计较，有什么好生气呢？"生气的人往往都是内心脆弱、不足、有缺失的。"不要碰我！我要跟你生气了。"这是一种自我防范的表达，其实是内心缺乏安全感、很脆弱的一种表现。对于内心的某个假设被触犯，他觉得不能忍受。内心不丰满的人，容易有恐惧感。</w:t>
       </w:r>
@@ -801,7 +830,7 @@
     <w:p>
       <w:r>
         <w:rPr>
-          <w:sz w:val="21"/>
+          <w:b w:val="0"/>
         </w:rPr>
         <w:t>世界上，各种国家、党派、团体，乃至于企业、机构之间的竞争，无论是政治上、经济上、领土或意识形态等各种争斗，都由瞋心引发。而这瞋心的背后都是有"我"在认为什么应该常、乐、我、净，当"我"觉得现实不常、乐、我、净时，瞋心就生起。</w:t>
       </w:r>
@@ -809,7 +838,7 @@
     <w:p>
       <w:r>
         <w:rPr>
-          <w:sz w:val="21"/>
+          <w:b w:val="0"/>
         </w:rPr>
         <w:t>用心观察，可以很具体地看到，生气的当下就伤害了自己、伤害了对方、伤害了家庭、伤害了机构，乃至于伤害了民族、国家。</w:t>
       </w:r>
@@ -817,21 +846,17 @@
     <w:p>
       <w:r>
         <w:rPr>
-          <w:sz w:val="21"/>
+          <w:b w:val="0"/>
         </w:rPr>
         <w:t>瞋心的唯一用处就是破坏、毁坏。破坏自己、破坏别人。要认识到瞋恚的过患。</w:t>
       </w:r>
     </w:p>
     <w:p>
-      <w:pPr>
-        <w:spacing w:before="120" w:after="80"/>
-      </w:pPr>
       <w:r>
         <w:rPr>
-          <w:rFonts w:ascii="Microsoft YaHei" w:hAnsi="Microsoft YaHei" w:eastAsia="Microsoft YaHei"/>
           <w:b/>
-          <w:color w:val="1E5631"/>
-          <w:sz w:val="25"/>
+          <w:color w:val="1E4620"/>
+          <w:sz w:val="23"/>
         </w:rPr>
         <w:t>原文材料②：灭除嗔恚的六种方法</w:t>
       </w:r>
@@ -840,13 +865,12 @@
       <w:r>
         <w:rPr>
           <w:b/>
-          <w:sz w:val="21"/>
         </w:rPr>
         <w:t>★核心段落</w:t>
       </w:r>
       <w:r>
         <w:rPr>
-          <w:sz w:val="21"/>
+          <w:b w:val="0"/>
         </w:rPr>
         <w:t>（必读）【本周朗读段】</w:t>
       </w:r>
@@ -855,7 +879,6 @@
       <w:r>
         <w:rPr>
           <w:b/>
-          <w:sz w:val="21"/>
         </w:rPr>
         <w:t>（一）灭除瞋恚的六种方法</w:t>
       </w:r>
@@ -863,7 +886,7 @@
     <w:p>
       <w:r>
         <w:rPr>
-          <w:sz w:val="21"/>
+          <w:b w:val="0"/>
         </w:rPr>
         <w:t>上节课学习了灭除瞋恚的六种方法：</w:t>
       </w:r>
@@ -871,51 +894,42 @@
     <w:p>
       <w:r>
         <w:rPr>
-          <w:sz w:val="21"/>
+          <w:b w:val="0"/>
         </w:rPr>
         <w:t>1.学习散播慈爱；2.培育慈心禅那；3.思惟自己所造的业是自己的财产；4.数数如理思惟；5.亲近善知识；6.有助于培育慈心和灭除瞋恚的适当言论。</w:t>
       </w:r>
     </w:p>
     <w:p>
-      <w:pPr>
-        <w:spacing w:before="160" w:after="80"/>
-      </w:pPr>
       <w:r>
         <w:rPr>
-          <w:rFonts w:ascii="Microsoft YaHei" w:hAnsi="Microsoft YaHei" w:eastAsia="Microsoft YaHei"/>
           <w:b/>
-          <w:color w:val="1E5631"/>
-          <w:sz w:val="28"/>
+          <w:color w:val="1E4620"/>
+          <w:sz w:val="26"/>
         </w:rPr>
         <w:t>💬 第一轮分享（20 min）</w:t>
       </w:r>
     </w:p>
     <w:p>
       <w:pPr>
-        <w:spacing w:before="40" w:after="80"/>
-        <w:ind w:left="283"/>
-        <w:shd w:val="clear" w:color="auto" w:fill="EDF6EF"/>
+        <w:ind w:left="170"/>
         <w:pBdr>
-          <w:left w:val="single" w:sz="20" w:space="6" w:color="1E5631"/>
+          <w:left w:val="single" w:sz="18" w:space="4" w:color="1E4620"/>
         </w:pBdr>
+        <w:shd w:val="clear" w:fill="F2F5FA"/>
       </w:pPr>
       <w:r>
         <w:rPr>
-          <w:sz w:val="20"/>
+          <w:b w:val="0"/>
         </w:rPr>
         <w:t>今天的话题比较难，请大家轮流分享（不想说也可以说"我跳过"）：你心里有没有一个"一直过不去的人"？提到他/她时，你身体或心里有什么感觉？</w:t>
       </w:r>
     </w:p>
     <w:p>
-      <w:pPr>
-        <w:spacing w:before="160" w:after="80"/>
-      </w:pPr>
       <w:r>
         <w:rPr>
-          <w:rFonts w:ascii="Microsoft YaHei" w:hAnsi="Microsoft YaHei" w:eastAsia="Microsoft YaHei"/>
           <w:b/>
-          <w:color w:val="1E5631"/>
-          <w:sz w:val="28"/>
+          <w:color w:val="1E4620"/>
+          <w:sz w:val="26"/>
         </w:rPr>
         <w:t>🎯 主题讨论（35 min）</w:t>
       </w:r>
@@ -924,154 +938,166 @@
       <w:r>
         <w:rPr>
           <w:b/>
-          <w:sz w:val="21"/>
         </w:rPr>
         <w:t>讨论问题（按优先级）</w:t>
       </w:r>
       <w:r>
         <w:rPr>
-          <w:sz w:val="21"/>
+          <w:b w:val="0"/>
         </w:rPr>
         <w:t>：</w:t>
       </w:r>
     </w:p>
     <w:p>
       <w:pPr>
-        <w:ind w:left="340"/>
+        <w:pStyle w:val="ListBullet"/>
       </w:pPr>
       <w:r>
         <w:rPr>
-          <w:color w:val="1E5631"/>
-          <w:sz w:val="21"/>
-        </w:rPr>
-        <w:t xml:space="preserve">• </w:t>
-      </w:r>
-      <w:r>
-        <w:rPr>
           <w:b/>
-          <w:sz w:val="21"/>
         </w:rPr>
         <w:t>问题①（★必答，时间不够时只讨论这个）</w:t>
       </w:r>
       <w:r>
         <w:rPr>
-          <w:sz w:val="21"/>
+          <w:b w:val="0"/>
         </w:rPr>
         <w:t>：第188讲说嗔恚"唯一用处是破坏"——你同意吗？回顾你自己生气的经历，生气有没有真的帮你解决过问题？</w:t>
       </w:r>
     </w:p>
     <w:p>
       <w:pPr>
-        <w:ind w:left="340"/>
+        <w:pStyle w:val="ListBullet"/>
       </w:pPr>
       <w:r>
         <w:rPr>
-          <w:color w:val="1E5631"/>
-          <w:sz w:val="21"/>
-        </w:rPr>
-        <w:t xml:space="preserve">• </w:t>
-      </w:r>
-      <w:r>
-        <w:rPr>
           <w:b/>
-          <w:sz w:val="21"/>
         </w:rPr>
         <w:t>问题②（◈选答）</w:t>
       </w:r>
       <w:r>
         <w:rPr>
-          <w:sz w:val="21"/>
+          <w:b w:val="0"/>
         </w:rPr>
         <w:t>："思惟自己所造的业是自己的财产"——古源尊者说生气就像"赤手握热炭想打人，反伤己脏己"。你理解这句话吗？</w:t>
       </w:r>
     </w:p>
     <w:p>
       <w:pPr>
-        <w:ind w:left="340"/>
+        <w:pStyle w:val="ListBullet"/>
       </w:pPr>
       <w:r>
         <w:rPr>
-          <w:color w:val="1E5631"/>
-          <w:sz w:val="21"/>
-        </w:rPr>
-        <w:t xml:space="preserve">• </w:t>
-      </w:r>
-      <w:r>
-        <w:rPr>
           <w:b/>
-          <w:sz w:val="21"/>
         </w:rPr>
         <w:t>问题③（◈选答，时间富余或大家感兴趣时讨论）</w:t>
       </w:r>
       <w:r>
         <w:rPr>
-          <w:sz w:val="21"/>
+          <w:b w:val="0"/>
         </w:rPr>
         <w:t>：佛陀教了六种灭嗔方法，第一就是"学习散播慈爱"。你觉得对讨厌的人修慈心，最难的是什么？</w:t>
       </w:r>
     </w:p>
     <w:p>
       <w:pPr>
-        <w:spacing w:before="40" w:after="80"/>
-        <w:ind w:left="283"/>
-        <w:shd w:val="clear" w:color="auto" w:fill="EDF6EF"/>
+        <w:ind w:left="170"/>
         <w:pBdr>
-          <w:left w:val="single" w:sz="20" w:space="6" w:color="1E5631"/>
+          <w:left w:val="single" w:sz="18" w:space="4" w:color="1E4620"/>
         </w:pBdr>
+        <w:shd w:val="clear" w:fill="F2F5FA"/>
       </w:pPr>
       <w:r>
         <w:rPr>
           <w:b/>
-          <w:sz w:val="20"/>
         </w:rPr>
         <w:t>分层追问</w:t>
       </w:r>
       <w:r>
         <w:rPr>
-          <w:sz w:val="20"/>
+          <w:b w:val="0"/>
         </w:rPr>
-        <w:t>（可视时间取用，由浅入深）： - 【现象】你心里的「怨敌」，更多是「伤害过你的人」，还是「让你不舒服的那种感受」？ - 【影响】一直抱着这份嗔心，最先被消耗掉的人是谁？ - 【应对】如果暂时做不到祝福他，可以先做哪一步——「看见他的苦」，还是「先照顾好自己」？</w:t>
+        <w:t>（可视时间取用，由浅入深）：</w:t>
       </w:r>
     </w:p>
     <w:p>
       <w:pPr>
-        <w:spacing w:before="160" w:after="80"/>
+        <w:ind w:left="170"/>
+        <w:pBdr>
+          <w:left w:val="single" w:sz="18" w:space="4" w:color="1E4620"/>
+        </w:pBdr>
+        <w:shd w:val="clear" w:fill="F2F5FA"/>
       </w:pPr>
       <w:r>
         <w:rPr>
-          <w:rFonts w:ascii="Microsoft YaHei" w:hAnsi="Microsoft YaHei" w:eastAsia="Microsoft YaHei"/>
+          <w:b w:val="0"/>
+        </w:rPr>
+        <w:t>- 【现象】你心里的「怨敌」，更多是「伤害过你的人」，还是「让你不舒服的那种感受」？</w:t>
+      </w:r>
+    </w:p>
+    <w:p>
+      <w:pPr>
+        <w:ind w:left="170"/>
+        <w:pBdr>
+          <w:left w:val="single" w:sz="18" w:space="4" w:color="1E4620"/>
+        </w:pBdr>
+        <w:shd w:val="clear" w:fill="F2F5FA"/>
+      </w:pPr>
+      <w:r>
+        <w:rPr>
+          <w:b w:val="0"/>
+        </w:rPr>
+        <w:t>- 【影响】一直抱着这份嗔心，最先被消耗掉的人是谁？</w:t>
+      </w:r>
+    </w:p>
+    <w:p>
+      <w:pPr>
+        <w:ind w:left="170"/>
+        <w:pBdr>
+          <w:left w:val="single" w:sz="18" w:space="4" w:color="1E4620"/>
+        </w:pBdr>
+        <w:shd w:val="clear" w:fill="F2F5FA"/>
+      </w:pPr>
+      <w:r>
+        <w:rPr>
+          <w:b w:val="0"/>
+        </w:rPr>
+        <w:t>- 【应对】如果暂时做不到祝福他，可以先做哪一步——「看见他的苦」，还是「先照顾好自己」？</w:t>
+      </w:r>
+    </w:p>
+    <w:p>
+      <w:r>
+        <w:rPr>
           <w:b/>
-          <w:color w:val="1E5631"/>
-          <w:sz w:val="28"/>
+          <w:color w:val="1E4620"/>
+          <w:sz w:val="26"/>
         </w:rPr>
         <w:t>🧘 慈心/悲心练习（15 min）</w:t>
       </w:r>
     </w:p>
     <w:p>
       <w:pPr>
-        <w:spacing w:before="40" w:after="80"/>
-        <w:ind w:left="283"/>
-        <w:shd w:val="clear" w:color="auto" w:fill="EDF6EF"/>
+        <w:ind w:left="170"/>
         <w:pBdr>
-          <w:left w:val="single" w:sz="20" w:space="6" w:color="1E5631"/>
+          <w:left w:val="single" w:sz="18" w:space="4" w:color="1E4620"/>
         </w:pBdr>
+        <w:shd w:val="clear" w:fill="F2F5FA"/>
       </w:pPr>
       <w:r>
         <w:rPr>
-          <w:sz w:val="20"/>
+          <w:b w:val="0"/>
         </w:rPr>
         <w:t xml:space="preserve">⚠️ </w:t>
       </w:r>
       <w:r>
         <w:rPr>
           <w:b/>
-          <w:sz w:val="20"/>
         </w:rPr>
         <w:t>禅修禁忌提示</w:t>
       </w:r>
       <w:r>
         <w:rPr>
-          <w:sz w:val="20"/>
+          <w:b w:val="0"/>
         </w:rPr>
         <w:t>：若你正处在严重抑郁、焦虑、创伤后应激，或精神类疾病的发作／用药期，或正经历强烈的情绪危机，请先咨询医生或心理师，再决定是否练习；练习中若出现明显不适（如心悸、胸闷、情绪失控），请立即停止，睁开眼睛，把注意力放回呼吸与身体，必要时离场休息。</w:t>
       </w:r>
@@ -1080,137 +1106,182 @@
       <w:r>
         <w:rPr>
           <w:b/>
-          <w:sz w:val="21"/>
         </w:rPr>
         <w:t>引导词</w:t>
       </w:r>
       <w:r>
         <w:rPr>
-          <w:sz w:val="21"/>
+          <w:b w:val="0"/>
         </w:rPr>
         <w:t>：</w:t>
       </w:r>
     </w:p>
     <w:p>
       <w:pPr>
-        <w:spacing w:before="40" w:after="80"/>
-        <w:ind w:left="283"/>
-        <w:shd w:val="clear" w:color="auto" w:fill="EDF6EF"/>
+        <w:ind w:left="170"/>
         <w:pBdr>
-          <w:left w:val="single" w:sz="20" w:space="6" w:color="1E5631"/>
+          <w:left w:val="single" w:sz="18" w:space="4" w:color="1E4620"/>
         </w:pBdr>
+        <w:shd w:val="clear" w:fill="F2F5FA"/>
       </w:pPr>
       <w:r>
         <w:rPr>
-          <w:sz w:val="20"/>
+          <w:b w:val="0"/>
         </w:rPr>
         <w:t>坐好，闭上眼睛。先对自己散播慈爱：愿我快乐，愿我平安，愿我健康。（停顿）</w:t>
       </w:r>
     </w:p>
     <w:p>
       <w:pPr>
-        <w:spacing w:before="40" w:after="80"/>
-        <w:ind w:left="283"/>
-        <w:shd w:val="clear" w:color="auto" w:fill="EDF6EF"/>
+        <w:ind w:left="170"/>
         <w:pBdr>
-          <w:left w:val="single" w:sz="20" w:space="6" w:color="1E5631"/>
+          <w:left w:val="single" w:sz="18" w:space="4" w:color="1E4620"/>
         </w:pBdr>
+        <w:shd w:val="clear" w:fill="F2F5FA"/>
       </w:pPr>
       <w:r>
         <w:rPr>
-          <w:sz w:val="20"/>
+          <w:b w:val="0"/>
         </w:rPr>
         <w:t>现在，在心里请出一位让你不太舒服的人。如果你做不到祝福他，我们换一种方式——看他痛苦的样子：他生气的时候，脸部狰狞的表情。其实那就是苦。</w:t>
       </w:r>
     </w:p>
     <w:p>
       <w:pPr>
-        <w:spacing w:before="40" w:after="80"/>
-        <w:ind w:left="283"/>
-        <w:shd w:val="clear" w:color="auto" w:fill="EDF6EF"/>
+        <w:ind w:left="170"/>
         <w:pBdr>
-          <w:left w:val="single" w:sz="20" w:space="6" w:color="1E5631"/>
+          <w:left w:val="single" w:sz="18" w:space="4" w:color="1E4620"/>
         </w:pBdr>
+        <w:shd w:val="clear" w:fill="F2F5FA"/>
       </w:pPr>
       <w:r>
         <w:rPr>
-          <w:sz w:val="20"/>
+          <w:b w:val="0"/>
         </w:rPr>
-        <w:t>愿他早日脱离这种痛苦。 愿他不再被愤怒和烦恼折磨。 愿他早日从负面情绪中解脱出来。（停顿）</w:t>
+        <w:t>愿他早日脱离这种痛苦。</w:t>
       </w:r>
     </w:p>
     <w:p>
       <w:pPr>
-        <w:spacing w:before="40" w:after="80"/>
-        <w:ind w:left="283"/>
-        <w:shd w:val="clear" w:color="auto" w:fill="EDF6EF"/>
+        <w:ind w:left="170"/>
         <w:pBdr>
-          <w:left w:val="single" w:sz="20" w:space="6" w:color="1E5631"/>
+          <w:left w:val="single" w:sz="18" w:space="4" w:color="1E4620"/>
         </w:pBdr>
+        <w:shd w:val="clear" w:fill="F2F5FA"/>
       </w:pPr>
       <w:r>
         <w:rPr>
-          <w:sz w:val="20"/>
+          <w:b w:val="0"/>
         </w:rPr>
-        <w:t>如果你可以做到祝福他，就这样说： 愿他远离危难，愿他没有内心的痛苦，愿他没有身体的痛苦，愿他保有快乐。</w:t>
+        <w:t>愿他不再被愤怒和烦恼折磨。</w:t>
       </w:r>
     </w:p>
     <w:p>
       <w:pPr>
-        <w:spacing w:before="40" w:after="80"/>
-        <w:ind w:left="283"/>
-        <w:shd w:val="clear" w:color="auto" w:fill="EDF6EF"/>
+        <w:ind w:left="170"/>
         <w:pBdr>
-          <w:left w:val="single" w:sz="20" w:space="6" w:color="1E5631"/>
+          <w:left w:val="single" w:sz="18" w:space="4" w:color="1E4620"/>
         </w:pBdr>
+        <w:shd w:val="clear" w:fill="F2F5FA"/>
       </w:pPr>
       <w:r>
         <w:rPr>
-          <w:sz w:val="20"/>
+          <w:b w:val="0"/>
         </w:rPr>
-        <w:t>无论做到哪一种，都很好。最后回到自己：愿我快乐，愿我平安。 好，慢慢睁开眼睛。</w:t>
+        <w:t>愿他早日从负面情绪中解脱出来。（停顿）</w:t>
       </w:r>
     </w:p>
     <w:p>
       <w:pPr>
-        <w:spacing w:before="160" w:after="80"/>
+        <w:ind w:left="170"/>
+        <w:pBdr>
+          <w:left w:val="single" w:sz="18" w:space="4" w:color="1E4620"/>
+        </w:pBdr>
+        <w:shd w:val="clear" w:fill="F2F5FA"/>
       </w:pPr>
       <w:r>
         <w:rPr>
-          <w:rFonts w:ascii="Microsoft YaHei" w:hAnsi="Microsoft YaHei" w:eastAsia="Microsoft YaHei"/>
+          <w:b w:val="0"/>
+        </w:rPr>
+        <w:t>如果你可以做到祝福他，就这样说：</w:t>
+      </w:r>
+    </w:p>
+    <w:p>
+      <w:pPr>
+        <w:ind w:left="170"/>
+        <w:pBdr>
+          <w:left w:val="single" w:sz="18" w:space="4" w:color="1E4620"/>
+        </w:pBdr>
+        <w:shd w:val="clear" w:fill="F2F5FA"/>
+      </w:pPr>
+      <w:r>
+        <w:rPr>
+          <w:b w:val="0"/>
+        </w:rPr>
+        <w:t>愿他远离危难，愿他没有内心的痛苦，愿他没有身体的痛苦，愿他保有快乐。</w:t>
+      </w:r>
+    </w:p>
+    <w:p>
+      <w:pPr>
+        <w:ind w:left="170"/>
+        <w:pBdr>
+          <w:left w:val="single" w:sz="18" w:space="4" w:color="1E4620"/>
+        </w:pBdr>
+        <w:shd w:val="clear" w:fill="F2F5FA"/>
+      </w:pPr>
+      <w:r>
+        <w:rPr>
+          <w:b w:val="0"/>
+        </w:rPr>
+        <w:t>无论做到哪一种，都很好。最后回到自己：愿我快乐，愿我平安。</w:t>
+      </w:r>
+    </w:p>
+    <w:p>
+      <w:pPr>
+        <w:ind w:left="170"/>
+        <w:pBdr>
+          <w:left w:val="single" w:sz="18" w:space="4" w:color="1E4620"/>
+        </w:pBdr>
+        <w:shd w:val="clear" w:fill="F2F5FA"/>
+      </w:pPr>
+      <w:r>
+        <w:rPr>
+          <w:b w:val="0"/>
+        </w:rPr>
+        <w:t>好，慢慢睁开眼睛。</w:t>
+      </w:r>
+    </w:p>
+    <w:p>
+      <w:r>
+        <w:rPr>
           <w:b/>
-          <w:color w:val="1E5631"/>
-          <w:sz w:val="28"/>
+          <w:color w:val="1E4620"/>
+          <w:sz w:val="26"/>
         </w:rPr>
         <w:t>📚 扩展内容包（时间富余时使用）</w:t>
       </w:r>
     </w:p>
     <w:p>
       <w:pPr>
-        <w:spacing w:before="40" w:after="80"/>
-        <w:ind w:left="283"/>
-        <w:shd w:val="clear" w:color="auto" w:fill="EDF6EF"/>
+        <w:ind w:left="170"/>
         <w:pBdr>
-          <w:left w:val="single" w:sz="20" w:space="6" w:color="1E5631"/>
+          <w:left w:val="single" w:sz="18" w:space="4" w:color="1E4620"/>
         </w:pBdr>
+        <w:shd w:val="clear" w:fill="F2F5FA"/>
       </w:pPr>
       <w:r>
         <w:rPr>
-          <w:sz w:val="20"/>
+          <w:b w:val="0"/>
         </w:rPr>
         <w:t>以下内容用于共读提前结束或讨论意犹未尽时，按需选用，不必全部完成。</w:t>
       </w:r>
     </w:p>
     <w:p>
-      <w:pPr>
-        <w:spacing w:before="120" w:after="80"/>
-      </w:pPr>
       <w:r>
         <w:rPr>
-          <w:rFonts w:ascii="Microsoft YaHei" w:hAnsi="Microsoft YaHei" w:eastAsia="Microsoft YaHei"/>
           <w:b/>
-          <w:color w:val="1E5631"/>
-          <w:sz w:val="25"/>
+          <w:color w:val="1E4620"/>
+          <w:sz w:val="23"/>
         </w:rPr>
         <w:t>扩展一：补充原文段落</w:t>
       </w:r>
@@ -1219,29 +1290,27 @@
       <w:r>
         <w:rPr>
           <w:b/>
-          <w:sz w:val="21"/>
         </w:rPr>
         <w:t>段落1</w:t>
       </w:r>
       <w:r>
         <w:rPr>
-          <w:sz w:val="21"/>
+          <w:b w:val="0"/>
         </w:rPr>
         <w:t>（出自《原文全集》第一部分·第188讲 法念处·五盖（二）·思惟自己所造之业是自己的财产）：</w:t>
       </w:r>
     </w:p>
     <w:p>
       <w:pPr>
-        <w:spacing w:before="40" w:after="80"/>
-        <w:ind w:left="283"/>
-        <w:shd w:val="clear" w:color="auto" w:fill="EDF6EF"/>
+        <w:ind w:left="170"/>
         <w:pBdr>
-          <w:left w:val="single" w:sz="20" w:space="6" w:color="1E5631"/>
+          <w:left w:val="single" w:sz="18" w:space="4" w:color="1E4620"/>
         </w:pBdr>
+        <w:shd w:val="clear" w:fill="F2F5FA"/>
       </w:pPr>
       <w:r>
         <w:rPr>
-          <w:sz w:val="20"/>
+          <w:b w:val="0"/>
         </w:rPr>
         <w:t>"对他人生气，就像赤手握着灼热的木炭、火红的铁条、粪便等损害之物而想打击他人一样。当你赤手空拳握着灼热的火炭或火红的铁条想打击别人时，别人未必会被打伤，但肯定会先烧伤自己。同样地，当你用手捡起粪便想丢别人时，别人未必会被丢中，但你肯定会先弄脏自己、浑身沾满粪便的臭味。如此思惟能灭除瞋恚。"</w:t>
       </w:r>
@@ -1250,302 +1319,234 @@
       <w:r>
         <w:rPr>
           <w:b/>
-          <w:sz w:val="21"/>
         </w:rPr>
         <w:t>段落2</w:t>
       </w:r>
       <w:r>
         <w:rPr>
-          <w:sz w:val="21"/>
+          <w:b w:val="0"/>
         </w:rPr>
         <w:t>（出处同上）：</w:t>
       </w:r>
     </w:p>
     <w:p>
       <w:pPr>
-        <w:spacing w:before="40" w:after="80"/>
-        <w:ind w:left="283"/>
-        <w:shd w:val="clear" w:color="auto" w:fill="EDF6EF"/>
+        <w:ind w:left="170"/>
         <w:pBdr>
-          <w:left w:val="single" w:sz="20" w:space="6" w:color="1E5631"/>
+          <w:left w:val="single" w:sz="18" w:space="4" w:color="1E4620"/>
         </w:pBdr>
+        <w:shd w:val="clear" w:fill="F2F5FA"/>
       </w:pPr>
       <w:r>
         <w:rPr>
-          <w:sz w:val="20"/>
+          <w:b w:val="0"/>
         </w:rPr>
         <w:t>"'他的愤怒就像不被接受的礼物退回给他自己一样，也像逆风投掷灰尘，灰尘只会飞回他自己的头上一样。'时常如此思惟自己所造之业是自己的财产，他人所造之业是他人的财产，如此思惟也能灭除瞋恚。"</w:t>
       </w:r>
     </w:p>
     <w:p>
-      <w:pPr>
-        <w:spacing w:before="120" w:after="80"/>
-      </w:pPr>
       <w:r>
         <w:rPr>
-          <w:rFonts w:ascii="Microsoft YaHei" w:hAnsi="Microsoft YaHei" w:eastAsia="Microsoft YaHei"/>
           <w:b/>
-          <w:color w:val="1E5631"/>
-          <w:sz w:val="25"/>
+          <w:color w:val="1E4620"/>
+          <w:sz w:val="23"/>
         </w:rPr>
         <w:t>扩展二：深入讨论问题</w:t>
       </w:r>
     </w:p>
     <w:p>
       <w:pPr>
-        <w:ind w:left="340"/>
+        <w:pStyle w:val="ListNumber"/>
       </w:pPr>
       <w:r>
         <w:rPr>
-          <w:b/>
-          <w:sz w:val="21"/>
-        </w:rPr>
-        <w:t xml:space="preserve">1. </w:t>
-      </w:r>
-      <w:r>
-        <w:rPr>
-          <w:sz w:val="21"/>
+          <w:b w:val="0"/>
         </w:rPr>
         <w:t>"生气首先烧伤的是自己"——回顾你最近一次生气，那个"火炭"最后烫到的是谁？生气真的帮你"解决"过问题吗？</w:t>
       </w:r>
     </w:p>
     <w:p>
       <w:pPr>
-        <w:ind w:left="340"/>
+        <w:pStyle w:val="ListNumber"/>
       </w:pPr>
       <w:r>
         <w:rPr>
-          <w:b/>
-          <w:sz w:val="21"/>
-        </w:rPr>
-        <w:t xml:space="preserve">2. </w:t>
-      </w:r>
-      <w:r>
-        <w:rPr>
-          <w:sz w:val="21"/>
+          <w:b w:val="0"/>
         </w:rPr>
         <w:t>古源尊者教"一念之转"：把对方的缺点写下来，反问"这是真的吗？你确定是真的吗？"，再反转"把他换成你，把你换成他"，最后写对方20条优点——你觉得最难的是哪一步？为什么？</w:t>
       </w:r>
     </w:p>
     <w:p>
-      <w:pPr>
-        <w:spacing w:before="120" w:after="80"/>
-      </w:pPr>
       <w:r>
         <w:rPr>
-          <w:rFonts w:ascii="Microsoft YaHei" w:hAnsi="Microsoft YaHei" w:eastAsia="Microsoft YaHei"/>
           <w:b/>
-          <w:color w:val="1E5631"/>
-          <w:sz w:val="25"/>
+          <w:color w:val="1E4620"/>
+          <w:sz w:val="23"/>
         </w:rPr>
         <w:t>扩展三：延伸小练习</w:t>
       </w:r>
     </w:p>
     <w:p>
       <w:pPr>
-        <w:ind w:left="340"/>
+        <w:pStyle w:val="ListBullet"/>
       </w:pPr>
       <w:r>
         <w:rPr>
-          <w:color w:val="1E5631"/>
-          <w:sz w:val="21"/>
-        </w:rPr>
-        <w:t xml:space="preserve">• </w:t>
-      </w:r>
-      <w:r>
-        <w:rPr>
           <w:b/>
-          <w:sz w:val="21"/>
         </w:rPr>
         <w:t>一念之转（节选，不强迫分享）</w:t>
       </w:r>
       <w:r>
         <w:rPr>
-          <w:sz w:val="21"/>
+          <w:b w:val="0"/>
         </w:rPr>
         <w:t>：写下那个"过不去的人"的一个让你不舒服的特点 → 问自己：这是真的吗？我确定是真的吗？→ 试着写下他/她的一个优点。做完即可，不要求当场分享。</w:t>
       </w:r>
     </w:p>
     <w:p>
-      <w:pPr>
-        <w:spacing w:before="160" w:after="80"/>
-      </w:pPr>
       <w:r>
         <w:rPr>
-          <w:rFonts w:ascii="Microsoft YaHei" w:hAnsi="Microsoft YaHei" w:eastAsia="Microsoft YaHei"/>
           <w:b/>
-          <w:color w:val="1E5631"/>
-          <w:sz w:val="28"/>
+          <w:color w:val="1E4620"/>
+          <w:sz w:val="26"/>
         </w:rPr>
         <w:t>🔚 收尾与回向（15 min）</w:t>
       </w:r>
     </w:p>
     <w:p>
       <w:pPr>
-        <w:ind w:left="340"/>
+        <w:pStyle w:val="ListNumber"/>
       </w:pPr>
       <w:r>
         <w:rPr>
           <w:b/>
-          <w:sz w:val="21"/>
-        </w:rPr>
-        <w:t xml:space="preserve">1. </w:t>
-      </w:r>
-      <w:r>
-        <w:rPr>
-          <w:b/>
-          <w:sz w:val="21"/>
         </w:rPr>
         <w:t>每人一句话</w:t>
       </w:r>
       <w:r>
         <w:rPr>
-          <w:sz w:val="21"/>
+          <w:b w:val="0"/>
         </w:rPr>
         <w:t>：今天这个练习，你做的是"祝福"还是"悲心"？心里什么感受？</w:t>
       </w:r>
     </w:p>
     <w:p>
       <w:pPr>
-        <w:ind w:left="340"/>
+        <w:pStyle w:val="ListNumber"/>
       </w:pPr>
       <w:r>
         <w:rPr>
           <w:b/>
-          <w:sz w:val="21"/>
-        </w:rPr>
-        <w:t xml:space="preserve">2. </w:t>
-      </w:r>
-      <w:r>
-        <w:rPr>
-          <w:b/>
-          <w:sz w:val="21"/>
         </w:rPr>
         <w:t>下周预告</w:t>
       </w:r>
       <w:r>
         <w:rPr>
-          <w:sz w:val="21"/>
+          <w:b w:val="0"/>
         </w:rPr>
         <w:t>：下周我们学习慈心的扩展——破除界限与十方遍满（含慈心禅那），把慈爱散播到十方一切众生。</w:t>
       </w:r>
     </w:p>
     <w:p>
       <w:pPr>
-        <w:ind w:left="340"/>
+        <w:pStyle w:val="ListNumber"/>
       </w:pPr>
       <w:r>
         <w:rPr>
           <w:b/>
-          <w:sz w:val="21"/>
-        </w:rPr>
-        <w:t xml:space="preserve">3. </w:t>
-      </w:r>
-      <w:r>
-        <w:rPr>
-          <w:b/>
-          <w:sz w:val="21"/>
         </w:rPr>
         <w:t>本周作业</w:t>
       </w:r>
       <w:r>
         <w:rPr>
-          <w:sz w:val="21"/>
+          <w:b w:val="0"/>
         </w:rPr>
         <w:t>：不强迫自己，如果愿意，在心里对那个"过不去的人"说一句："愿你不被烦恼折磨。"如果做不到，就对自己说："我允许自己暂时做不到。"</w:t>
       </w:r>
     </w:p>
     <w:p>
       <w:pPr>
-        <w:ind w:left="340"/>
+        <w:pStyle w:val="ListNumber"/>
       </w:pPr>
       <w:r>
         <w:rPr>
           <w:b/>
-          <w:sz w:val="21"/>
-        </w:rPr>
-        <w:t xml:space="preserve">4. </w:t>
-      </w:r>
-      <w:r>
-        <w:rPr>
-          <w:b/>
-          <w:sz w:val="21"/>
         </w:rPr>
         <w:t>回向</w:t>
       </w:r>
       <w:r>
         <w:rPr>
-          <w:sz w:val="21"/>
+          <w:b w:val="0"/>
         </w:rPr>
         <w:t>（一起念）：</w:t>
       </w:r>
     </w:p>
     <w:p>
       <w:pPr>
-        <w:spacing w:before="40" w:after="80"/>
-        <w:ind w:left="283"/>
-        <w:shd w:val="clear" w:color="auto" w:fill="EDF6EF"/>
+        <w:ind w:left="170"/>
         <w:pBdr>
-          <w:left w:val="single" w:sz="20" w:space="6" w:color="1E5631"/>
+          <w:left w:val="single" w:sz="18" w:space="4" w:color="1E4620"/>
         </w:pBdr>
+        <w:shd w:val="clear" w:fill="F2F5FA"/>
       </w:pPr>
       <w:r>
         <w:rPr>
           <w:b/>
-          <w:sz w:val="20"/>
         </w:rPr>
         <w:t>愿我此功德，导向诸漏尽！</w:t>
       </w:r>
-      <w:r>
-        <w:rPr>
-          <w:sz w:val="20"/>
-        </w:rPr>
-        <w:t xml:space="preserve"> </w:t>
-      </w:r>
+    </w:p>
+    <w:p>
+      <w:pPr>
+        <w:ind w:left="170"/>
+        <w:pBdr>
+          <w:left w:val="single" w:sz="18" w:space="4" w:color="1E4620"/>
+        </w:pBdr>
+        <w:shd w:val="clear" w:fill="F2F5FA"/>
+      </w:pPr>
       <w:r>
         <w:rPr>
           <w:b/>
-          <w:sz w:val="20"/>
         </w:rPr>
         <w:t>愿我此功德，为证涅槃缘！</w:t>
       </w:r>
-      <w:r>
-        <w:rPr>
-          <w:sz w:val="20"/>
-        </w:rPr>
-        <w:t xml:space="preserve"> </w:t>
-      </w:r>
+    </w:p>
+    <w:p>
+      <w:pPr>
+        <w:ind w:left="170"/>
+        <w:pBdr>
+          <w:left w:val="single" w:sz="18" w:space="4" w:color="1E4620"/>
+        </w:pBdr>
+        <w:shd w:val="clear" w:fill="F2F5FA"/>
+      </w:pPr>
       <w:r>
         <w:rPr>
           <w:b/>
-          <w:sz w:val="20"/>
         </w:rPr>
         <w:t>我此功德分，回向诸有情！</w:t>
       </w:r>
-      <w:r>
-        <w:rPr>
-          <w:sz w:val="20"/>
-        </w:rPr>
-        <w:t xml:space="preserve"> </w:t>
-      </w:r>
+    </w:p>
+    <w:p>
+      <w:pPr>
+        <w:ind w:left="170"/>
+        <w:pBdr>
+          <w:left w:val="single" w:sz="18" w:space="4" w:color="1E4620"/>
+        </w:pBdr>
+        <w:shd w:val="clear" w:fill="F2F5FA"/>
+      </w:pPr>
       <w:r>
         <w:rPr>
           <w:b/>
-          <w:sz w:val="20"/>
         </w:rPr>
         <w:t>愿彼等一切，同得功德分！</w:t>
       </w:r>
     </w:p>
     <w:p>
-      <w:pPr>
-        <w:spacing w:before="160" w:after="80"/>
-      </w:pPr>
       <w:r>
         <w:rPr>
-          <w:rFonts w:ascii="Microsoft YaHei" w:hAnsi="Microsoft YaHei" w:eastAsia="Microsoft YaHei"/>
           <w:b/>
-          <w:color w:val="1E5631"/>
-          <w:sz w:val="28"/>
+          <w:color w:val="1E4620"/>
+          <w:sz w:val="26"/>
         </w:rPr>
         <w:t>📚 延伸阅读（课后自由选读，均为文字版）</w:t>
       </w:r>
@@ -1554,7 +1555,6 @@
       <w:tblPr>
         <w:tblStyle w:val="TableGrid"/>
         <w:tblW w:type="auto" w:w="0"/>
-        <w:jc w:val="center"/>
         <w:tblLook w:firstColumn="1" w:firstRow="1" w:lastColumn="0" w:lastRow="0" w:noHBand="0" w:noVBand="1" w:val="04A0"/>
       </w:tblPr>
       <w:tblGrid>
@@ -1566,17 +1566,20 @@
         <w:tc>
           <w:tcPr>
             <w:tcW w:type="dxa" w:w="3213"/>
-            <w:shd w:val="clear" w:color="auto" w:fill="1E5631"/>
+            <w:shd w:val="clear" w:fill="1E4620"/>
           </w:tcPr>
           <w:p>
-            <w:pPr>
-              <w:spacing w:after="20"/>
-            </w:pPr>
             <w:r>
               <w:rPr>
-                <w:b/>
                 <w:color w:val="FFFFFF"/>
-                <w:sz w:val="19"/>
+                <w:sz w:val="18"/>
+              </w:rPr>
+            </w:r>
+            <w:r>
+              <w:rPr>
+                <w:b w:val="0"/>
+                <w:color w:val="FFFFFF"/>
+                <w:sz w:val="18"/>
               </w:rPr>
               <w:t>标题</w:t>
             </w:r>
@@ -1585,17 +1588,20 @@
         <w:tc>
           <w:tcPr>
             <w:tcW w:type="dxa" w:w="3213"/>
-            <w:shd w:val="clear" w:color="auto" w:fill="1E5631"/>
+            <w:shd w:val="clear" w:fill="1E4620"/>
           </w:tcPr>
           <w:p>
-            <w:pPr>
-              <w:spacing w:after="20"/>
-            </w:pPr>
             <w:r>
               <w:rPr>
-                <w:b/>
                 <w:color w:val="FFFFFF"/>
-                <w:sz w:val="19"/>
+                <w:sz w:val="18"/>
+              </w:rPr>
+            </w:r>
+            <w:r>
+              <w:rPr>
+                <w:b w:val="0"/>
+                <w:color w:val="FFFFFF"/>
+                <w:sz w:val="18"/>
               </w:rPr>
               <w:t>media_id</w:t>
             </w:r>
@@ -1604,17 +1610,20 @@
         <w:tc>
           <w:tcPr>
             <w:tcW w:type="dxa" w:w="3213"/>
-            <w:shd w:val="clear" w:color="auto" w:fill="1E5631"/>
+            <w:shd w:val="clear" w:fill="1E4620"/>
           </w:tcPr>
           <w:p>
-            <w:pPr>
-              <w:spacing w:after="20"/>
-            </w:pPr>
             <w:r>
               <w:rPr>
-                <w:b/>
                 <w:color w:val="FFFFFF"/>
-                <w:sz w:val="19"/>
+                <w:sz w:val="18"/>
+              </w:rPr>
+            </w:r>
+            <w:r>
+              <w:rPr>
+                <w:b w:val="0"/>
+                <w:color w:val="FFFFFF"/>
+                <w:sz w:val="18"/>
               </w:rPr>
               <w:t>打开方式</w:t>
             </w:r>
@@ -1627,12 +1636,15 @@
             <w:tcW w:type="dxa" w:w="3213"/>
           </w:tcPr>
           <w:p>
-            <w:pPr>
-              <w:spacing w:after="20"/>
-            </w:pPr>
             <w:r>
               <w:rPr>
-                <w:sz w:val="19"/>
+                <w:sz w:val="18"/>
+              </w:rPr>
+            </w:r>
+            <w:r>
+              <w:rPr>
+                <w:b w:val="0"/>
+                <w:sz w:val="18"/>
               </w:rPr>
               <w:t>第188讲 五盖2（PDF课件完整版）</w:t>
             </w:r>
@@ -1643,14 +1655,17 @@
             <w:tcW w:type="dxa" w:w="3213"/>
           </w:tcPr>
           <w:p>
-            <w:pPr>
-              <w:spacing w:after="20"/>
-            </w:pPr>
             <w:r>
               <w:rPr>
-                <w:sz w:val="19"/>
+                <w:sz w:val="18"/>
               </w:rPr>
-              <w:t>`pdf_d0dd1c0cd17209afe241ece24bf6b7b4_8756345fd0a00413a8492cfe6029a60e7439961422831605`</w:t>
+            </w:r>
+            <w:r>
+              <w:rPr>
+                <w:b w:val="0"/>
+                <w:sz w:val="18"/>
+              </w:rPr>
+              <w:t>pdf_d0dd1c0cd17209afe241ece24bf6b7b4_8756345fd0a00413a8492cfe6029a60e7439961422831605</w:t>
             </w:r>
           </w:p>
         </w:tc>
@@ -1659,12 +1674,15 @@
             <w:tcW w:type="dxa" w:w="3213"/>
           </w:tcPr>
           <w:p>
-            <w:pPr>
-              <w:spacing w:after="20"/>
-            </w:pPr>
             <w:r>
               <w:rPr>
-                <w:sz w:val="19"/>
+                <w:sz w:val="18"/>
+              </w:rPr>
+            </w:r>
+            <w:r>
+              <w:rPr>
+                <w:b w:val="0"/>
+                <w:sz w:val="18"/>
               </w:rPr>
               <w:t>ima知识库搜索「第188讲 五盖」</w:t>
             </w:r>
@@ -1675,15 +1693,18 @@
         <w:tc>
           <w:tcPr>
             <w:tcW w:type="dxa" w:w="3213"/>
-            <w:shd w:val="clear" w:color="auto" w:fill="F2F2F2"/>
+            <w:shd w:val="clear" w:fill="F2F5FA"/>
           </w:tcPr>
           <w:p>
-            <w:pPr>
-              <w:spacing w:after="20"/>
-            </w:pPr>
             <w:r>
               <w:rPr>
-                <w:sz w:val="19"/>
+                <w:sz w:val="18"/>
+              </w:rPr>
+            </w:r>
+            <w:r>
+              <w:rPr>
+                <w:b w:val="0"/>
+                <w:sz w:val="18"/>
               </w:rPr>
               <w:t>第189讲 五盖3（docx文字版）</w:t>
             </w:r>
@@ -1692,32 +1713,38 @@
         <w:tc>
           <w:tcPr>
             <w:tcW w:type="dxa" w:w="3213"/>
-            <w:shd w:val="clear" w:color="auto" w:fill="F2F2F2"/>
+            <w:shd w:val="clear" w:fill="F2F5FA"/>
           </w:tcPr>
           <w:p>
-            <w:pPr>
-              <w:spacing w:after="20"/>
-            </w:pPr>
             <w:r>
               <w:rPr>
-                <w:sz w:val="19"/>
+                <w:sz w:val="18"/>
               </w:rPr>
-              <w:t>`word_d0dd1c0cd17209afe241ece24bf6b7b4_d03b0c87881adbd141fd68f2dc9947ca7439961422831605`</w:t>
+            </w:r>
+            <w:r>
+              <w:rPr>
+                <w:b w:val="0"/>
+                <w:sz w:val="18"/>
+              </w:rPr>
+              <w:t>word_d0dd1c0cd17209afe241ece24bf6b7b4_d03b0c87881adbd141fd68f2dc9947ca7439961422831605</w:t>
             </w:r>
           </w:p>
         </w:tc>
         <w:tc>
           <w:tcPr>
             <w:tcW w:type="dxa" w:w="3213"/>
-            <w:shd w:val="clear" w:color="auto" w:fill="F2F2F2"/>
+            <w:shd w:val="clear" w:fill="F2F5FA"/>
           </w:tcPr>
           <w:p>
-            <w:pPr>
-              <w:spacing w:after="20"/>
-            </w:pPr>
             <w:r>
               <w:rPr>
-                <w:sz w:val="19"/>
+                <w:sz w:val="18"/>
+              </w:rPr>
+            </w:r>
+            <w:r>
+              <w:rPr>
+                <w:b w:val="0"/>
+                <w:sz w:val="18"/>
               </w:rPr>
               <w:t>ima知识库搜索「189讲 五盖3」</w:t>
             </w:r>
@@ -1727,31 +1754,29 @@
     </w:tbl>
     <w:p>
       <w:pPr>
-        <w:spacing w:before="40" w:after="80"/>
-        <w:ind w:left="283"/>
-        <w:shd w:val="clear" w:color="auto" w:fill="EDF6EF"/>
+        <w:ind w:left="170"/>
         <w:pBdr>
-          <w:left w:val="single" w:sz="20" w:space="6" w:color="1E5631"/>
+          <w:left w:val="single" w:sz="18" w:space="4" w:color="1E4620"/>
         </w:pBdr>
+        <w:shd w:val="clear" w:fill="F2F5FA"/>
       </w:pPr>
       <w:r>
         <w:rPr>
-          <w:sz w:val="20"/>
+          <w:b w:val="0"/>
         </w:rPr>
         <w:t xml:space="preserve">📚 </w:t>
       </w:r>
       <w:r>
         <w:rPr>
           <w:b/>
-          <w:sz w:val="20"/>
         </w:rPr>
         <w:t>下一份文档</w:t>
       </w:r>
       <w:r>
         <w:rPr>
-          <w:sz w:val="20"/>
+          <w:b w:val="0"/>
         </w:rPr>
-        <w:t>：`第5周_慈心的扩展-破除界限与十方遍满（含慈心禅那）_学员版.md`</w:t>
+        <w:t>：第5周_慈心的扩展-破除界限与十方遍满（含慈心禅那）_学员版.md</w:t>
       </w:r>
     </w:p>
     <w:sectPr>
@@ -1773,7 +1798,11 @@
       <w:pStyle w:val="Footer"/>
       <w:jc w:val="center"/>
     </w:pPr>
-    <w:fldSimple w:instr="PAGE"/>
+    <w:r>
+      <w:fldChar w:fldCharType="begin"/>
+      <w:instrText xml:space="preserve">PAGE</w:instrText>
+      <w:fldChar w:fldCharType="end"/>
+    </w:r>
   </w:p>
 </w:ftr>
 </file>
@@ -1787,10 +1816,10 @@
     </w:pPr>
     <w:r>
       <w:rPr>
-        <w:color w:val="808080"/>
+        <w:color w:val="1E4620"/>
         <w:sz w:val="16"/>
       </w:rPr>
-      <w:t>读书会02·第4周·第四步-突破怨敌的障碍（朗读优化版）</w:t>
+      <w:t>读书会02 · 第4周 · 朗读优化版（8周版） · 学员版</w:t>
     </w:r>
   </w:p>
 </w:hdr>
@@ -2159,11 +2188,8 @@
     <w:name w:val="Normal"/>
     <w:qFormat/>
     <w:rsid w:val="00FC693F"/>
-    <w:pPr>
-      <w:spacing w:line="324" w:lineRule="auto" w:after="60"/>
-    </w:pPr>
     <w:rPr>
-      <w:rFonts w:ascii="Microsoft YaHei" w:hAnsi="Microsoft YaHei" w:eastAsia="Microsoft YaHei"/>
+      <w:rFonts w:ascii="等线" w:hAnsi="等线" w:eastAsia="宋体"/>
       <w:sz w:val="21"/>
     </w:rPr>
   </w:style>
